--- a/testakten/unfallversicherung-arbeitsunfall-lagerleiter-sturz-trier/22_bg_anhoerung_vor_ablehnung.docx
+++ b/testakten/unfallversicherung-arbeitsunfall-lagerleiter-sturz-trier/22_bg_anhoerung_vor_ablehnung.docx
@@ -7,7 +7,7 @@
         <w:pStyle w:val="Heading1"/>
       </w:pPr>
       <w:r>
-        <w:t>Anhoerungsschreiben der Berufsgenossenschaft</w:t>
+        <w:t>Anhörungsschreiben der Berufsgenossenschaft</w:t>
       </w:r>
     </w:p>
     <w:p>
@@ -40,7 +40,7 @@
           <w:i w:val="0"/>
           <w:sz w:val="22"/>
         </w:rPr>
-        <w:t>Loebstrasse 22, 54292 Trier</w:t>
+        <w:t>Löbstraße 22, 54292 Trier</w:t>
       </w:r>
     </w:p>
     <w:p>
@@ -51,7 +51,7 @@
           <w:i w:val="0"/>
           <w:sz w:val="22"/>
         </w:rPr>
-        <w:t>Aktenzeichen: BGHW-2026-350118-MOELLER</w:t>
+        <w:t>Aktenzeichen: BGHW-2026-350118-MÖLLER</w:t>
       </w:r>
     </w:p>
     <w:p/>
@@ -82,7 +82,7 @@
           <w:i w:val="0"/>
           <w:sz w:val="22"/>
         </w:rPr>
-        <w:t>Die Berufsgenossenschaft teilt mit, dass nach Auswertung der D-Arzt-Berichte, des MRT-Befundes und der betrieblichen Unfallanzeige beabsichtigt ist, die Anerkennung eines Arbeitsunfalls abzulehnen, da ein von aussen auf den Koerper einwirkendes Ereignis nicht im Sinne des Vollbeweises nachgewiesen sei und die Schulterverletzung ueberwiegend degenerativ erklaerbar erscheine.</w:t>
+        <w:t>Die Berufsgenossenschaft teilt mit, dass nach Auswertung der D-Arzt-Berichte, des MRT-Befundes und der betrieblichen Unfallanzeige beabsichtigt ist, die Anerkennung eines Arbeitsunfalls abzulehnen, da ein von außen auf den Körper einwirkendes Ereignis nicht im Sinne des Vollbeweises nachgewiesen sei und die Schulterverletzung überwiegend degenerativ erklärbar erscheine.</w:t>
       </w:r>
     </w:p>
     <w:p>
@@ -101,7 +101,7 @@
           <w:i w:val="0"/>
           <w:sz w:val="22"/>
         </w:rPr>
-        <w:t>Dem Mandanten wird Gelegenheit gegeben, innerhalb von zwei Wochen ab Zugang zu den beabsichtigten Feststellungen Stellung zu nehmen und ergaenzende Beweismittel vorzulegen.</w:t>
+        <w:t>Dem Mandanten wird Gelegenheit gegeben, innerhalb von zwei Wochen ab Zugang zu den beabsichtigten Feststellungen Stellung zu nehmen und ergänzende Beweismittel vorzulegen.</w:t>
       </w:r>
     </w:p>
     <w:p>
@@ -120,7 +120,7 @@
           <w:i w:val="0"/>
           <w:sz w:val="22"/>
         </w:rPr>
-        <w:t>Die Kanzlei verweist auf die Zeugenaussagen von Bastian Kopp und Sandra Lehnert, das Wartungsbuch mit mehrfachen Eintraegen zur Schwergaengigkeit der Rampe, den Kameraausfall im fraglichen Zeitraum sowie den intraoperativen Befund mit frischem Rupturrand. Es wird um Beruecksichtigung dieser Umstaende vor Erlass des Bescheids gebeten.</w:t>
+        <w:t>Die Kanzlei verweist auf die Zeugenaussagen von Bastian Kopp und Sandra Lehnert, das Wartungsbuch mit mehrfachen Einträgen zur Schwergängigkeit der Rampe, den Kameraausfall im fraglichen Zeitraum sowie den intraoperativen Befund mit frischem Rupturrand. Es wird um Berücksichtigung dieser Umstände vor Erlass des Bescheids gebeten.</w:t>
       </w:r>
     </w:p>
     <w:p>
@@ -139,28 +139,104 @@
           <w:i w:val="0"/>
           <w:sz w:val="22"/>
         </w:rPr>
-        <w:t>Die Berufsgenossenschaft erliess trotz der Stellungnahme am 18.06.2026 den Ablehnungsbescheid, ohne die vorgebrachten Gesichtspunkte nach Einschaetzung der Kanzlei angemessen zu wuerdigen.</w:t>
-      </w:r>
-    </w:p>
-    <w:p>
-      <w:r>
-        <w:rPr>
-          <w:rFonts w:ascii="Times New Roman" w:hAnsi="Times New Roman"/>
-          <w:b w:val="0"/>
-          <w:i w:val="0"/>
-          <w:sz w:val="22"/>
-        </w:rPr>
-        <w:t>Formathinweis: Dieses Aktenstück wird in Times New Roman, 11 pt, mit ausschließlich dezimaler Gliederung ausgegeben.</w:t>
+        <w:t>Die Berufsgenossenschaft erliess trotz der Stellungnahme am 18.06.2026 den Ablehnungsbescheid, ohne die vorgebrachten Gesichtspunkte nach Einschätzung der Kanzlei angemessen zu würdigen.</w:t>
       </w:r>
     </w:p>
     <w:sectPr>
-      <w:pgSz w:w="12240" w:h="15840"/>
-      <w:pgMar w:top="1440" w:right="1800" w:bottom="1440" w:left="1800" w:header="720" w:footer="720" w:gutter="0"/>
+      <w:headerReference w:type="default" r:id="rId9"/>
+      <w:footerReference w:type="default" r:id="rId10"/>
+      <w:pgSz w:w="11906" w:h="16838"/>
+      <w:pgMar w:top="1440" w:right="1800" w:bottom="1440" w:left="1800" w:header="680" w:footer="567" w:gutter="0"/>
       <w:cols w:space="720"/>
       <w:docGrid w:linePitch="360"/>
     </w:sectPr>
   </w:body>
 </w:document>
+</file>
+
+<file path=word/footer1.xml><?xml version="1.0" encoding="utf-8"?>
+<w:ftr xmlns:m="http://schemas.openxmlformats.org/officeDocument/2006/math" xmlns:mc="http://schemas.openxmlformats.org/markup-compatibility/2006" xmlns:mo="http://schemas.microsoft.com/office/mac/office/2008/main" xmlns:mv="urn:schemas-microsoft-com:mac:vml" xmlns:o="urn:schemas-microsoft-com:office:office" xmlns:r="http://schemas.openxmlformats.org/officeDocument/2006/relationships" xmlns:v="urn:schemas-microsoft-com:vml" xmlns:w10="urn:schemas-microsoft-com:office:word" xmlns:w14="http://schemas.microsoft.com/office/word/2010/wordml" xmlns:w="http://schemas.openxmlformats.org/wordprocessingml/2006/main" xmlns:wne="http://schemas.microsoft.com/office/word/2006/wordml" xmlns:wp14="http://schemas.microsoft.com/office/word/2010/wordprocessingDrawing" xmlns:wp="http://schemas.openxmlformats.org/drawingml/2006/wordprocessingDrawing" xmlns:wpc="http://schemas.microsoft.com/office/word/2010/wordprocessingCanvas" xmlns:wpg="http://schemas.microsoft.com/office/word/2010/wordprocessingGroup" xmlns:wpi="http://schemas.microsoft.com/office/word/2010/wordprocessingInk" xmlns:wps="http://schemas.microsoft.com/office/word/2010/wordprocessingShape" mc:Ignorable="w14 wp14">
+  <w:p>
+    <w:pPr>
+      <w:pStyle w:val="Footer"/>
+      <w:tabs>
+        <w:tab w:pos="9071" w:val="right"/>
+      </w:tabs>
+      <w:jc w:val="left"/>
+    </w:pPr>
+    <w:r>
+      <w:rPr>
+        <w:rFonts w:ascii="Times New Roman" w:hAnsi="Times New Roman"/>
+        <w:color w:val="6B6B66"/>
+        <w:sz w:val="16"/>
+      </w:rPr>
+    </w:r>
+    <w:r>
+      <w:rPr>
+        <w:rFonts w:ascii="Times New Roman" w:hAnsi="Times New Roman"/>
+        <w:color w:val="6B6B66"/>
+        <w:sz w:val="16"/>
+      </w:rPr>
+      <w:t>Anhörungsschreiben der Berufsgenossenschaft</w:t>
+    </w:r>
+    <w:r>
+      <w:rPr>
+        <w:rFonts w:ascii="Times New Roman" w:hAnsi="Times New Roman"/>
+        <w:color w:val="6B6B66"/>
+        <w:sz w:val="16"/>
+      </w:rPr>
+      <w:tab/>
+      <w:t xml:space="preserve">Seite </w:t>
+    </w:r>
+    <w:r>
+      <w:rPr>
+        <w:rFonts w:ascii="Times New Roman" w:hAnsi="Times New Roman"/>
+        <w:color w:val="6B6B66"/>
+        <w:sz w:val="16"/>
+      </w:rPr>
+      <w:fldChar w:fldCharType="begin"/>
+      <w:instrText xml:space="preserve"> PAGE </w:instrText>
+      <w:fldChar w:fldCharType="end"/>
+    </w:r>
+  </w:p>
+</w:ftr>
+</file>
+
+<file path=word/header1.xml><?xml version="1.0" encoding="utf-8"?>
+<w:hdr xmlns:m="http://schemas.openxmlformats.org/officeDocument/2006/math" xmlns:mc="http://schemas.openxmlformats.org/markup-compatibility/2006" xmlns:mo="http://schemas.microsoft.com/office/mac/office/2008/main" xmlns:mv="urn:schemas-microsoft-com:mac:vml" xmlns:o="urn:schemas-microsoft-com:office:office" xmlns:r="http://schemas.openxmlformats.org/officeDocument/2006/relationships" xmlns:v="urn:schemas-microsoft-com:vml" xmlns:w10="urn:schemas-microsoft-com:office:word" xmlns:w14="http://schemas.microsoft.com/office/word/2010/wordml" xmlns:w="http://schemas.openxmlformats.org/wordprocessingml/2006/main" xmlns:wne="http://schemas.microsoft.com/office/word/2006/wordml" xmlns:wp14="http://schemas.microsoft.com/office/word/2010/wordprocessingDrawing" xmlns:wp="http://schemas.openxmlformats.org/drawingml/2006/wordprocessingDrawing" xmlns:wpc="http://schemas.microsoft.com/office/word/2010/wordprocessingCanvas" xmlns:wpg="http://schemas.microsoft.com/office/word/2010/wordprocessingGroup" xmlns:wpi="http://schemas.microsoft.com/office/word/2010/wordprocessingInk" xmlns:wps="http://schemas.microsoft.com/office/word/2010/wordprocessingShape" mc:Ignorable="w14 wp14">
+  <w:p>
+    <w:pPr>
+      <w:pStyle w:val="Header"/>
+      <w:jc w:val="left"/>
+    </w:pPr>
+    <w:r/>
+    <w:r>
+      <w:rPr>
+        <w:rFonts w:ascii="Times New Roman" w:hAnsi="Times New Roman"/>
+        <w:b/>
+        <w:color w:val="3B3F45"/>
+        <w:sz w:val="24"/>
+      </w:rPr>
+      <w:t>Anhörungsschreiben der Berufsgenossenschaft</w:t>
+    </w:r>
+  </w:p>
+  <w:p>
+    <w:pPr>
+      <w:jc w:val="left"/>
+      <w:pBdr>
+        <w:bottom w:val="single" w:sz="6" w:space="2" w:color="3B3F45"/>
+      </w:pBdr>
+    </w:pPr>
+    <w:r>
+      <w:rPr>
+        <w:rFonts w:ascii="Times New Roman" w:hAnsi="Times New Roman"/>
+        <w:color w:val="6B6B66"/>
+        <w:sz w:val="16"/>
+      </w:rPr>
+      <w:t>Behörde · Aktenzeichen: BGHW-2026-350118-MÖLLER</w:t>
+    </w:r>
+  </w:p>
+</w:hdr>
 </file>
 
 <file path=word/numbering.xml><?xml version="1.0" encoding="utf-8"?>
